--- a/heat_accidents_mortality/output/manuscript/aap_highlights.docx
+++ b/heat_accidents_mortality/output/manuscript/aap_highlights.docx
@@ -20,7 +20,7 @@
         <w:spacing w:line="360" w:lineRule="auto" w:after="120"/>
       </w:pPr>
       <w:r>
-        <w:t>Hotter-than-normal days raise same-day US traffic-crash mortality.</w:t>
+        <w:t>Hotter-than-normal days are linked to same-day US traffic-crash mortality.</w:t>
       </w:r>
     </w:p>
     <w:p>

--- a/heat_accidents_mortality/output/manuscript/aap_highlights.docx
+++ b/heat_accidents_mortality/output/manuscript/aap_highlights.docx
@@ -20,7 +20,7 @@
         <w:spacing w:line="360" w:lineRule="auto" w:after="120"/>
       </w:pPr>
       <w:r>
-        <w:t>Hotter-than-normal days are linked to same-day US traffic-crash mortality.</w:t>
+        <w:t>Hotter-than-normal days are linked to same-day US traffic-crash deaths.</w:t>
       </w:r>
     </w:p>
     <w:p>
@@ -29,7 +29,7 @@
         <w:spacing w:line="360" w:lineRule="auto" w:after="120"/>
       </w:pPr>
       <w:r>
-        <w:t>The excess is comparable in magnitude to all recorded direct-heat deaths.</w:t>
+        <w:t>The excess is comparable to all officially recorded direct-heat deaths.</w:t>
       </w:r>
     </w:p>
     <w:p>
@@ -38,7 +38,7 @@
         <w:spacing w:line="360" w:lineRule="auto" w:after="120"/>
       </w:pPr>
       <w:r>
-        <w:t>Open-air road users show the largest heat-attributable excess risk.</w:t>
+        <w:t>Motorcyclists, pedestrians and cyclists face the largest heat-attributable risk.</w:t>
       </w:r>
     </w:p>
     <w:p>
@@ -48,6 +48,15 @@
       </w:pPr>
       <w:r>
         <w:t>Uniform +1 to +3 °C warming would add hundreds of deaths per year.</w:t>
+      </w:r>
+    </w:p>
+    <w:p>
+      <w:pPr>
+        <w:pStyle w:val="ListBullet"/>
+        <w:spacing w:line="360" w:lineRule="auto" w:after="120"/>
+      </w:pPr>
+      <w:r>
+        <w:t>Heat-aware road safety could target an uncounted climate-sensitive burden.</w:t>
       </w:r>
     </w:p>
     <w:sectPr>
